--- a/presentation_materials_20260224/04_reports_docx/project-summary.docx
+++ b/presentation_materials_20260224/04_reports_docx/project-summary.docx
@@ -142,7 +142,7 @@
           <w:color w:val="333333"/>
           <w:sz w:val="22"/>
         </w:rPr>
-        <w:t>Yoad Oxman (Solo Developer)</w:t>
+        <w:t>Yoad Oxman</w:t>
       </w:r>
     </w:p>
     <w:p>
@@ -164,35 +164,28 @@
           <w:color w:val="333333"/>
           <w:sz w:val="22"/>
         </w:rPr>
-        <w:t>February 19, 2026</w:t>
-      </w:r>
-    </w:p>
-    <w:p>
-      <w:pPr>
-        <w:jc w:val="center"/>
-      </w:pPr>
-      <w:r>
-        <w:rPr>
-          <w:rFonts w:ascii="Calibri" w:hAnsi="Calibri"/>
-          <w:b/>
-          <w:color w:val="333333"/>
-          <w:sz w:val="22"/>
-        </w:rPr>
-        <w:t xml:space="preserve">Classification: </w:t>
-      </w:r>
-      <w:r>
-        <w:rPr>
-          <w:rFonts w:ascii="Calibri" w:hAnsi="Calibri"/>
-          <w:color w:val="333333"/>
-          <w:sz w:val="22"/>
-        </w:rPr>
-        <w:t>Internal R&amp;D Documentation</w:t>
+        <w:t>March 01, 2026</w:t>
       </w:r>
     </w:p>
     <w:p>
       <w:r>
         <w:br w:type="page"/>
       </w:r>
+    </w:p>
+    <w:p>
+      <w:pPr>
+        <w:spacing w:after="0"/>
+      </w:pPr>
+    </w:p>
+    <w:p>
+      <w:pPr>
+        <w:spacing w:after="0"/>
+      </w:pPr>
+    </w:p>
+    <w:p>
+      <w:pPr>
+        <w:spacing w:after="0"/>
+      </w:pPr>
     </w:p>
     <w:p>
       <w:pPr>
@@ -206,89 +199,50 @@
         <w:t>Table of Contents</w:t>
       </w:r>
     </w:p>
-    <w:p/>
     <w:p>
-      <w:pPr>
-        <w:spacing w:after="40" w:before="40"/>
-        <w:ind w:left="0"/>
-      </w:pPr>
-      <w:hyperlink w:anchor="part1">
-        <w:r>
-          <w:rPr>
-            <w:rStyle w:val="Hyperlink"/>
-            <w:sz w:val="22"/>
-            <w:rFonts w:ascii="Calibri" w:hAnsi="Calibri"/>
-            <w:color w:val="1a3a5c"/>
-            <w:u w:val="single"/>
-          </w:rPr>
-          <w:t xml:space="preserve">Part 1. Research</w:t>
-        </w:r>
-      </w:hyperlink>
-    </w:p>
-    <w:p>
-      <w:pPr>
-        <w:spacing w:after="40" w:before="40"/>
-        <w:ind w:left="0"/>
-      </w:pPr>
-      <w:hyperlink w:anchor="part2">
-        <w:r>
-          <w:rPr>
-            <w:rStyle w:val="Hyperlink"/>
-            <w:sz w:val="22"/>
-            <w:rFonts w:ascii="Calibri" w:hAnsi="Calibri"/>
-            <w:color w:val="1a3a5c"/>
-            <w:u w:val="single"/>
-          </w:rPr>
-          <w:t xml:space="preserve">Part 2. Operations</w:t>
-        </w:r>
-      </w:hyperlink>
-    </w:p>
-    <w:p>
-      <w:pPr>
-        <w:spacing w:after="40" w:before="40"/>
-        <w:ind w:left="0"/>
-      </w:pPr>
-      <w:hyperlink w:anchor="part3">
-        <w:r>
-          <w:rPr>
-            <w:rStyle w:val="Hyperlink"/>
-            <w:sz w:val="22"/>
-            <w:rFonts w:ascii="Calibri" w:hAnsi="Calibri"/>
-            <w:color w:val="1a3a5c"/>
-            <w:u w:val="single"/>
-          </w:rPr>
-          <w:t xml:space="preserve">Part 3. Technical Development</w:t>
-        </w:r>
-      </w:hyperlink>
-    </w:p>
-    <w:p>
-      <w:pPr>
-        <w:spacing w:after="40" w:before="40"/>
-        <w:ind w:left="0"/>
-      </w:pPr>
-      <w:hyperlink w:anchor="part4">
-        <w:r>
-          <w:rPr>
-            <w:rStyle w:val="Hyperlink"/>
-            <w:sz w:val="22"/>
-            <w:rFonts w:ascii="Calibri" w:hAnsi="Calibri"/>
-            <w:color w:val="1a3a5c"/>
-            <w:u w:val="single"/>
-          </w:rPr>
-          <w:t xml:space="preserve">Part 4. Project Insights, Lessons Learned &amp; To-Do</w:t>
-        </w:r>
-      </w:hyperlink>
-    </w:p>
-    <w:p/>
-    <w:p>
+      <w:r>
+        <w:fldChar w:fldCharType="begin"/>
+        <w:instrText xml:space="preserve"> TOC \o "1-2" \h \z \u </w:instrText>
+        <w:fldChar w:fldCharType="separate"/>
+      </w:r>
       <w:r>
         <w:rPr>
           <w:rFonts w:ascii="Calibri" w:hAnsi="Calibri"/>
-          <w:i/>
-          <w:color w:val="666666"/>
-          <w:sz w:val="18"/>
+          <w:color w:val="1A3A5C"/>
+          <w:sz w:val="22"/>
         </w:rPr>
-        <w:t>Click any section title above to jump directly to that part.</w:t>
+        <w:t>Part 1. Research</w:t>
+        <w:br/>
+      </w:r>
+      <w:r>
+        <w:rPr>
+          <w:rFonts w:ascii="Calibri" w:hAnsi="Calibri"/>
+          <w:color w:val="1A3A5C"/>
+          <w:sz w:val="22"/>
+        </w:rPr>
+        <w:t>Part 2. Operations</w:t>
+        <w:br/>
+      </w:r>
+      <w:r>
+        <w:rPr>
+          <w:rFonts w:ascii="Calibri" w:hAnsi="Calibri"/>
+          <w:color w:val="1A3A5C"/>
+          <w:sz w:val="22"/>
+        </w:rPr>
+        <w:t>Part 3. Technical Development</w:t>
+        <w:br/>
+      </w:r>
+      <w:r>
+        <w:rPr>
+          <w:rFonts w:ascii="Calibri" w:hAnsi="Calibri"/>
+          <w:color w:val="1A3A5C"/>
+          <w:sz w:val="22"/>
+        </w:rPr>
+        <w:t>Part 4. Project Insights, Lessons Learned &amp; To-Do</w:t>
+        <w:br/>
+      </w:r>
+      <w:r>
+        <w:fldChar w:fldCharType="end"/>
       </w:r>
     </w:p>
     <w:p>
@@ -1074,6 +1028,142 @@
                 <w:b w:val="0"/>
                 <w:sz w:val="18"/>
               </w:rPr>
+              <w:t>Intelligibility Score (IS)</w:t>
+            </w:r>
+          </w:p>
+        </w:tc>
+        <w:tc>
+          <w:tcPr>
+            <w:tcW w:type="dxa" w:w="1872"/>
+          </w:tcPr>
+          <w:p>
+            <w:r/>
+            <w:r>
+              <w:rPr>
+                <w:rFonts w:ascii="Calibri" w:hAnsi="Calibri"/>
+                <w:b w:val="0"/>
+                <w:sz w:val="18"/>
+              </w:rPr>
+              <w:t>—</w:t>
+            </w:r>
+          </w:p>
+        </w:tc>
+        <w:tc>
+          <w:tcPr>
+            <w:tcW w:type="dxa" w:w="2448"/>
+          </w:tcPr>
+          <w:p>
+            <w:r/>
+            <w:r>
+              <w:rPr>
+                <w:rFonts w:ascii="Calibri" w:hAnsi="Calibri"/>
+                <w:b w:val="0"/>
+                <w:sz w:val="18"/>
+              </w:rPr>
+              <w:t>—</w:t>
+            </w:r>
+          </w:p>
+        </w:tc>
+        <w:tc>
+          <w:tcPr>
+            <w:tcW w:type="dxa" w:w="2448"/>
+          </w:tcPr>
+          <w:p>
+            <w:r/>
+            <w:r>
+              <w:rPr>
+                <w:rFonts w:ascii="Calibri" w:hAnsi="Calibri"/>
+                <w:b w:val="0"/>
+                <w:sz w:val="18"/>
+              </w:rPr>
+              <w:t>2.52 / 5.0</w:t>
+            </w:r>
+          </w:p>
+        </w:tc>
+      </w:tr>
+      <w:tr>
+        <w:tc>
+          <w:tcPr>
+            <w:tcW w:type="dxa" w:w="2592"/>
+            <w:shd w:fill="f0f4f8"/>
+          </w:tcPr>
+          <w:p>
+            <w:r/>
+            <w:r>
+              <w:rPr>
+                <w:rFonts w:ascii="Calibri" w:hAnsi="Calibri"/>
+                <w:b w:val="0"/>
+                <w:sz w:val="18"/>
+              </w:rPr>
+              <w:t>Properly Captured (IS ≥ 3)</w:t>
+            </w:r>
+          </w:p>
+        </w:tc>
+        <w:tc>
+          <w:tcPr>
+            <w:tcW w:type="dxa" w:w="1872"/>
+            <w:shd w:fill="f0f4f8"/>
+          </w:tcPr>
+          <w:p>
+            <w:r/>
+            <w:r>
+              <w:rPr>
+                <w:rFonts w:ascii="Calibri" w:hAnsi="Calibri"/>
+                <w:b w:val="0"/>
+                <w:sz w:val="18"/>
+              </w:rPr>
+              <w:t>—</w:t>
+            </w:r>
+          </w:p>
+        </w:tc>
+        <w:tc>
+          <w:tcPr>
+            <w:tcW w:type="dxa" w:w="2448"/>
+            <w:shd w:fill="f0f4f8"/>
+          </w:tcPr>
+          <w:p>
+            <w:r/>
+            <w:r>
+              <w:rPr>
+                <w:rFonts w:ascii="Calibri" w:hAnsi="Calibri"/>
+                <w:b w:val="0"/>
+                <w:sz w:val="18"/>
+              </w:rPr>
+              <w:t>—</w:t>
+            </w:r>
+          </w:p>
+        </w:tc>
+        <w:tc>
+          <w:tcPr>
+            <w:tcW w:type="dxa" w:w="2448"/>
+            <w:shd w:fill="f0f4f8"/>
+          </w:tcPr>
+          <w:p>
+            <w:r/>
+            <w:r>
+              <w:rPr>
+                <w:rFonts w:ascii="Calibri" w:hAnsi="Calibri"/>
+                <w:b w:val="0"/>
+                <w:sz w:val="18"/>
+              </w:rPr>
+              <w:t>39.9%</w:t>
+            </w:r>
+          </w:p>
+        </w:tc>
+      </w:tr>
+      <w:tr>
+        <w:tc>
+          <w:tcPr>
+            <w:tcW w:type="dxa" w:w="2592"/>
+          </w:tcPr>
+          <w:p>
+            <w:r/>
+            <w:r>
+              <w:rPr>
+                <w:rFonts w:ascii="Calibri" w:hAnsi="Calibri"/>
+                <w:b w:val="0"/>
+                <w:sz w:val="18"/>
+              </w:rPr>
               <w:t>Usable (WER ≤20%)</w:t>
             </w:r>
           </w:p>
@@ -1210,7 +1300,7 @@
           <w:i w:val="0"/>
           <w:sz w:val="22"/>
         </w:rPr>
-        <w:t>The model performs 2.5x worse on real-world video than the paper's benchmark. Only 11.4% of segments achieve acceptable quality (WER ≤20%), while 20.6% are catastrophically hallucinated (the model generates fluent but completely fabricated text). Corpus WER exceeds 100%, meaning the model inserts more error words than exist in the reference.</w:t>
+        <w:t>The model performs 2.5x worse on real-world video than the paper's benchmark. Only 11.4% of segments achieve acceptable quality (WER ≤20%), while 20.6% are catastrophically hallucinated (the model generates fluent but completely fabricated text). However, WER alone overstates errors by ~3.5×: the Intelligibility Score (IS) — a 6-signal composite metric combining semantic similarity, phonetic similarity, WER, WWER, NEA, and length ratio — shows 39.9% of segments are properly captured (IS ≥ 3.0), versus only 11.4% by WER.</w:t>
       </w:r>
     </w:p>
     <w:p>
@@ -1652,6 +1742,461 @@
       </w:tr>
     </w:tbl>
     <w:p/>
+    <w:p>
+      <w:pPr>
+        <w:spacing w:after="120"/>
+      </w:pPr>
+      <w:r>
+        <w:rPr>
+          <w:rFonts w:ascii="Calibri" w:hAnsi="Calibri"/>
+          <w:b w:val="0"/>
+          <w:i w:val="0"/>
+          <w:sz w:val="22"/>
+        </w:rPr>
+        <w:t>The Intelligibility Score (IS) provides a more nuanced picture. While WER treats all errors equally, IS considers whether meaning was preserved despite surface-level errors:</w:t>
+      </w:r>
+    </w:p>
+    <w:tbl>
+      <w:tblPr>
+        <w:tblStyle w:val="TableGrid"/>
+        <w:tblW w:type="auto" w:w="0"/>
+        <w:jc w:val="center"/>
+        <w:tblLook w:firstColumn="1" w:firstRow="1" w:lastColumn="0" w:lastRow="0" w:noHBand="0" w:noVBand="1" w:val="04A0"/>
+      </w:tblPr>
+      <w:tblGrid>
+        <w:gridCol w:w="2268"/>
+        <w:gridCol w:w="2268"/>
+        <w:gridCol w:w="2268"/>
+        <w:gridCol w:w="2268"/>
+      </w:tblGrid>
+      <w:tr>
+        <w:tc>
+          <w:tcPr>
+            <w:tcW w:type="dxa" w:w="2160"/>
+            <w:shd w:fill="1a3a5c"/>
+          </w:tcPr>
+          <w:p>
+            <w:r/>
+            <w:r>
+              <w:rPr>
+                <w:rFonts w:ascii="Calibri" w:hAnsi="Calibri"/>
+                <w:b/>
+                <w:color w:val="FFFFFF"/>
+                <w:sz w:val="18"/>
+              </w:rPr>
+              <w:t>IS Tier</w:t>
+            </w:r>
+          </w:p>
+        </w:tc>
+        <w:tc>
+          <w:tcPr>
+            <w:tcW w:type="dxa" w:w="1728"/>
+            <w:shd w:fill="1a3a5c"/>
+          </w:tcPr>
+          <w:p>
+            <w:r/>
+            <w:r>
+              <w:rPr>
+                <w:rFonts w:ascii="Calibri" w:hAnsi="Calibri"/>
+                <w:b/>
+                <w:color w:val="FFFFFF"/>
+                <w:sz w:val="18"/>
+              </w:rPr>
+              <w:t>Score Range</w:t>
+            </w:r>
+          </w:p>
+        </w:tc>
+        <w:tc>
+          <w:tcPr>
+            <w:tcW w:type="dxa" w:w="1728"/>
+            <w:shd w:fill="1a3a5c"/>
+          </w:tcPr>
+          <w:p>
+            <w:r/>
+            <w:r>
+              <w:rPr>
+                <w:rFonts w:ascii="Calibri" w:hAnsi="Calibri"/>
+                <w:b/>
+                <w:color w:val="FFFFFF"/>
+                <w:sz w:val="18"/>
+              </w:rPr>
+              <w:t>Segments</w:t>
+            </w:r>
+          </w:p>
+        </w:tc>
+        <w:tc>
+          <w:tcPr>
+            <w:tcW w:type="dxa" w:w="1728"/>
+            <w:shd w:fill="1a3a5c"/>
+          </w:tcPr>
+          <w:p>
+            <w:r/>
+            <w:r>
+              <w:rPr>
+                <w:rFonts w:ascii="Calibri" w:hAnsi="Calibri"/>
+                <w:b/>
+                <w:color w:val="FFFFFF"/>
+                <w:sz w:val="18"/>
+              </w:rPr>
+              <w:t>% of Total</w:t>
+            </w:r>
+          </w:p>
+        </w:tc>
+      </w:tr>
+      <w:tr>
+        <w:tc>
+          <w:tcPr>
+            <w:tcW w:type="dxa" w:w="2160"/>
+          </w:tcPr>
+          <w:p>
+            <w:r/>
+            <w:r>
+              <w:rPr>
+                <w:rFonts w:ascii="Calibri" w:hAnsi="Calibri"/>
+                <w:b w:val="0"/>
+                <w:sz w:val="18"/>
+              </w:rPr>
+              <w:t>Excellent</w:t>
+            </w:r>
+          </w:p>
+        </w:tc>
+        <w:tc>
+          <w:tcPr>
+            <w:tcW w:type="dxa" w:w="1728"/>
+          </w:tcPr>
+          <w:p>
+            <w:r/>
+            <w:r>
+              <w:rPr>
+                <w:rFonts w:ascii="Calibri" w:hAnsi="Calibri"/>
+                <w:b w:val="0"/>
+                <w:sz w:val="18"/>
+              </w:rPr>
+              <w:t>4.0–5.0</w:t>
+            </w:r>
+          </w:p>
+        </w:tc>
+        <w:tc>
+          <w:tcPr>
+            <w:tcW w:type="dxa" w:w="1728"/>
+          </w:tcPr>
+          <w:p>
+            <w:r/>
+            <w:r>
+              <w:rPr>
+                <w:rFonts w:ascii="Calibri" w:hAnsi="Calibri"/>
+                <w:b w:val="0"/>
+                <w:sz w:val="18"/>
+              </w:rPr>
+              <w:t>276</w:t>
+            </w:r>
+          </w:p>
+        </w:tc>
+        <w:tc>
+          <w:tcPr>
+            <w:tcW w:type="dxa" w:w="1728"/>
+          </w:tcPr>
+          <w:p>
+            <w:r/>
+            <w:r>
+              <w:rPr>
+                <w:rFonts w:ascii="Calibri" w:hAnsi="Calibri"/>
+                <w:b w:val="0"/>
+                <w:sz w:val="18"/>
+              </w:rPr>
+              <w:t>18.4%</w:t>
+            </w:r>
+          </w:p>
+        </w:tc>
+      </w:tr>
+      <w:tr>
+        <w:tc>
+          <w:tcPr>
+            <w:tcW w:type="dxa" w:w="2160"/>
+            <w:shd w:fill="f0f4f8"/>
+          </w:tcPr>
+          <w:p>
+            <w:r/>
+            <w:r>
+              <w:rPr>
+                <w:rFonts w:ascii="Calibri" w:hAnsi="Calibri"/>
+                <w:b w:val="0"/>
+                <w:sz w:val="18"/>
+              </w:rPr>
+              <w:t>Good</w:t>
+            </w:r>
+          </w:p>
+        </w:tc>
+        <w:tc>
+          <w:tcPr>
+            <w:tcW w:type="dxa" w:w="1728"/>
+            <w:shd w:fill="f0f4f8"/>
+          </w:tcPr>
+          <w:p>
+            <w:r/>
+            <w:r>
+              <w:rPr>
+                <w:rFonts w:ascii="Calibri" w:hAnsi="Calibri"/>
+                <w:b w:val="0"/>
+                <w:sz w:val="18"/>
+              </w:rPr>
+              <w:t>3.0–3.99</w:t>
+            </w:r>
+          </w:p>
+        </w:tc>
+        <w:tc>
+          <w:tcPr>
+            <w:tcW w:type="dxa" w:w="1728"/>
+            <w:shd w:fill="f0f4f8"/>
+          </w:tcPr>
+          <w:p>
+            <w:r/>
+            <w:r>
+              <w:rPr>
+                <w:rFonts w:ascii="Calibri" w:hAnsi="Calibri"/>
+                <w:b w:val="0"/>
+                <w:sz w:val="18"/>
+              </w:rPr>
+              <w:t>321</w:t>
+            </w:r>
+          </w:p>
+        </w:tc>
+        <w:tc>
+          <w:tcPr>
+            <w:tcW w:type="dxa" w:w="1728"/>
+            <w:shd w:fill="f0f4f8"/>
+          </w:tcPr>
+          <w:p>
+            <w:r/>
+            <w:r>
+              <w:rPr>
+                <w:rFonts w:ascii="Calibri" w:hAnsi="Calibri"/>
+                <w:b w:val="0"/>
+                <w:sz w:val="18"/>
+              </w:rPr>
+              <w:t>21.4%</w:t>
+            </w:r>
+          </w:p>
+        </w:tc>
+      </w:tr>
+      <w:tr>
+        <w:tc>
+          <w:tcPr>
+            <w:tcW w:type="dxa" w:w="2160"/>
+          </w:tcPr>
+          <w:p>
+            <w:r/>
+            <w:r>
+              <w:rPr>
+                <w:rFonts w:ascii="Calibri" w:hAnsi="Calibri"/>
+                <w:b w:val="0"/>
+                <w:sz w:val="18"/>
+              </w:rPr>
+              <w:t>Fair</w:t>
+            </w:r>
+          </w:p>
+        </w:tc>
+        <w:tc>
+          <w:tcPr>
+            <w:tcW w:type="dxa" w:w="1728"/>
+          </w:tcPr>
+          <w:p>
+            <w:r/>
+            <w:r>
+              <w:rPr>
+                <w:rFonts w:ascii="Calibri" w:hAnsi="Calibri"/>
+                <w:b w:val="0"/>
+                <w:sz w:val="18"/>
+              </w:rPr>
+              <w:t>2.0–2.99</w:t>
+            </w:r>
+          </w:p>
+        </w:tc>
+        <w:tc>
+          <w:tcPr>
+            <w:tcW w:type="dxa" w:w="1728"/>
+          </w:tcPr>
+          <w:p>
+            <w:r/>
+            <w:r>
+              <w:rPr>
+                <w:rFonts w:ascii="Calibri" w:hAnsi="Calibri"/>
+                <w:b w:val="0"/>
+                <w:sz w:val="18"/>
+              </w:rPr>
+              <w:t>325</w:t>
+            </w:r>
+          </w:p>
+        </w:tc>
+        <w:tc>
+          <w:tcPr>
+            <w:tcW w:type="dxa" w:w="1728"/>
+          </w:tcPr>
+          <w:p>
+            <w:r/>
+            <w:r>
+              <w:rPr>
+                <w:rFonts w:ascii="Calibri" w:hAnsi="Calibri"/>
+                <w:b w:val="0"/>
+                <w:sz w:val="18"/>
+              </w:rPr>
+              <w:t>21.7%</w:t>
+            </w:r>
+          </w:p>
+        </w:tc>
+      </w:tr>
+      <w:tr>
+        <w:tc>
+          <w:tcPr>
+            <w:tcW w:type="dxa" w:w="2160"/>
+            <w:shd w:fill="f0f4f8"/>
+          </w:tcPr>
+          <w:p>
+            <w:r/>
+            <w:r>
+              <w:rPr>
+                <w:rFonts w:ascii="Calibri" w:hAnsi="Calibri"/>
+                <w:b w:val="0"/>
+                <w:sz w:val="18"/>
+              </w:rPr>
+              <w:t>Poor</w:t>
+            </w:r>
+          </w:p>
+        </w:tc>
+        <w:tc>
+          <w:tcPr>
+            <w:tcW w:type="dxa" w:w="1728"/>
+            <w:shd w:fill="f0f4f8"/>
+          </w:tcPr>
+          <w:p>
+            <w:r/>
+            <w:r>
+              <w:rPr>
+                <w:rFonts w:ascii="Calibri" w:hAnsi="Calibri"/>
+                <w:b w:val="0"/>
+                <w:sz w:val="18"/>
+              </w:rPr>
+              <w:t>1.0–1.99</w:t>
+            </w:r>
+          </w:p>
+        </w:tc>
+        <w:tc>
+          <w:tcPr>
+            <w:tcW w:type="dxa" w:w="1728"/>
+            <w:shd w:fill="f0f4f8"/>
+          </w:tcPr>
+          <w:p>
+            <w:r/>
+            <w:r>
+              <w:rPr>
+                <w:rFonts w:ascii="Calibri" w:hAnsi="Calibri"/>
+                <w:b w:val="0"/>
+                <w:sz w:val="18"/>
+              </w:rPr>
+              <w:t>336</w:t>
+            </w:r>
+          </w:p>
+        </w:tc>
+        <w:tc>
+          <w:tcPr>
+            <w:tcW w:type="dxa" w:w="1728"/>
+            <w:shd w:fill="f0f4f8"/>
+          </w:tcPr>
+          <w:p>
+            <w:r/>
+            <w:r>
+              <w:rPr>
+                <w:rFonts w:ascii="Calibri" w:hAnsi="Calibri"/>
+                <w:b w:val="0"/>
+                <w:sz w:val="18"/>
+              </w:rPr>
+              <w:t>22.4%</w:t>
+            </w:r>
+          </w:p>
+        </w:tc>
+      </w:tr>
+      <w:tr>
+        <w:tc>
+          <w:tcPr>
+            <w:tcW w:type="dxa" w:w="2160"/>
+          </w:tcPr>
+          <w:p>
+            <w:r/>
+            <w:r>
+              <w:rPr>
+                <w:rFonts w:ascii="Calibri" w:hAnsi="Calibri"/>
+                <w:b w:val="0"/>
+                <w:sz w:val="18"/>
+              </w:rPr>
+              <w:t>Failed</w:t>
+            </w:r>
+          </w:p>
+        </w:tc>
+        <w:tc>
+          <w:tcPr>
+            <w:tcW w:type="dxa" w:w="1728"/>
+          </w:tcPr>
+          <w:p>
+            <w:r/>
+            <w:r>
+              <w:rPr>
+                <w:rFonts w:ascii="Calibri" w:hAnsi="Calibri"/>
+                <w:b w:val="0"/>
+                <w:sz w:val="18"/>
+              </w:rPr>
+              <w:t>0.0–0.99</w:t>
+            </w:r>
+          </w:p>
+        </w:tc>
+        <w:tc>
+          <w:tcPr>
+            <w:tcW w:type="dxa" w:w="1728"/>
+          </w:tcPr>
+          <w:p>
+            <w:r/>
+            <w:r>
+              <w:rPr>
+                <w:rFonts w:ascii="Calibri" w:hAnsi="Calibri"/>
+                <w:b w:val="0"/>
+                <w:sz w:val="18"/>
+              </w:rPr>
+              <w:t>239</w:t>
+            </w:r>
+          </w:p>
+        </w:tc>
+        <w:tc>
+          <w:tcPr>
+            <w:tcW w:type="dxa" w:w="1728"/>
+          </w:tcPr>
+          <w:p>
+            <w:r/>
+            <w:r>
+              <w:rPr>
+                <w:rFonts w:ascii="Calibri" w:hAnsi="Calibri"/>
+                <w:b w:val="0"/>
+                <w:sz w:val="18"/>
+              </w:rPr>
+              <w:t>16.0%</w:t>
+            </w:r>
+          </w:p>
+        </w:tc>
+      </w:tr>
+    </w:tbl>
+    <w:p/>
+    <w:p>
+      <w:pPr>
+        <w:spacing w:after="120"/>
+      </w:pPr>
+      <w:r>
+        <w:rPr>
+          <w:rFonts w:ascii="Calibri" w:hAnsi="Calibri"/>
+          <w:b w:val="0"/>
+          <w:i w:val="0"/>
+          <w:sz w:val="22"/>
+        </w:rPr>
+        <w:t>By IS measure, 39.9% of segments convey intelligible meaning (IS ≥ 3.0) — 3.5× more than the 11.4% identified by WER alone. The dominant success pattern is phonetic preservation (41.5% of successes), while the most dangerous failure mode is hallucination (12.3% of failures) — fluent text with no connection to what was spoken.</w:t>
+      </w:r>
+    </w:p>
     <w:p>
       <w:pPr>
         <w:pStyle w:val="Heading2"/>
@@ -2876,6 +3421,372 @@
     </w:p>
     <w:p>
       <w:pPr>
+        <w:pStyle w:val="Heading3"/>
+      </w:pPr>
+      <w:r>
+        <w:rPr>
+          <w:rFonts w:ascii="Calibri" w:hAnsi="Calibri"/>
+          <w:color w:val="3A6A9C"/>
+        </w:rPr>
+        <w:t>1.6.1 Experiment A Results (r=16, Encoder Frozen)</w:t>
+      </w:r>
+    </w:p>
+    <w:p>
+      <w:pPr>
+        <w:spacing w:after="120"/>
+      </w:pPr>
+      <w:r>
+        <w:rPr>
+          <w:rFonts w:ascii="Calibri" w:hAnsi="Calibri"/>
+          <w:b w:val="0"/>
+          <w:i w:val="0"/>
+          <w:sz w:val="22"/>
+        </w:rPr>
+        <w:t>The first fine-tuning experiment (Exp A) completed Feb 27, 2026 — 17 hours on Tesla T4. Training data: 1,273 segments (85%) / 224 validation (15%), stratified by IS tier.</w:t>
+      </w:r>
+    </w:p>
+    <w:tbl>
+      <w:tblPr>
+        <w:tblStyle w:val="TableGrid"/>
+        <w:tblW w:type="auto" w:w="0"/>
+        <w:jc w:val="center"/>
+        <w:tblLook w:firstColumn="1" w:firstRow="1" w:lastColumn="0" w:lastRow="0" w:noHBand="0" w:noVBand="1" w:val="04A0"/>
+      </w:tblPr>
+      <w:tblGrid>
+        <w:gridCol w:w="3024"/>
+        <w:gridCol w:w="3024"/>
+        <w:gridCol w:w="3024"/>
+      </w:tblGrid>
+      <w:tr>
+        <w:tc>
+          <w:tcPr>
+            <w:tcW w:type="dxa" w:w="2160"/>
+            <w:shd w:fill="1a3a5c"/>
+          </w:tcPr>
+          <w:p>
+            <w:r/>
+            <w:r>
+              <w:rPr>
+                <w:rFonts w:ascii="Calibri" w:hAnsi="Calibri"/>
+                <w:b/>
+                <w:color w:val="FFFFFF"/>
+                <w:sz w:val="18"/>
+              </w:rPr>
+              <w:t>Metric</w:t>
+            </w:r>
+          </w:p>
+        </w:tc>
+        <w:tc>
+          <w:tcPr>
+            <w:tcW w:type="dxa" w:w="2160"/>
+            <w:shd w:fill="1a3a5c"/>
+          </w:tcPr>
+          <w:p>
+            <w:r/>
+            <w:r>
+              <w:rPr>
+                <w:rFonts w:ascii="Calibri" w:hAnsi="Calibri"/>
+                <w:b/>
+                <w:color w:val="FFFFFF"/>
+                <w:sz w:val="18"/>
+              </w:rPr>
+              <w:t>Best (Epoch 2)</w:t>
+            </w:r>
+          </w:p>
+        </w:tc>
+        <w:tc>
+          <w:tcPr>
+            <w:tcW w:type="dxa" w:w="2160"/>
+            <w:shd w:fill="1a3a5c"/>
+          </w:tcPr>
+          <w:p>
+            <w:r/>
+            <w:r>
+              <w:rPr>
+                <w:rFonts w:ascii="Calibri" w:hAnsi="Calibri"/>
+                <w:b/>
+                <w:color w:val="FFFFFF"/>
+                <w:sz w:val="18"/>
+              </w:rPr>
+              <w:t>Final (Epoch 19)</w:t>
+            </w:r>
+          </w:p>
+        </w:tc>
+      </w:tr>
+      <w:tr>
+        <w:tc>
+          <w:tcPr>
+            <w:tcW w:type="dxa" w:w="2160"/>
+          </w:tcPr>
+          <w:p>
+            <w:r/>
+            <w:r>
+              <w:rPr>
+                <w:rFonts w:ascii="Calibri" w:hAnsi="Calibri"/>
+                <w:b w:val="0"/>
+                <w:sz w:val="18"/>
+              </w:rPr>
+              <w:t>Val Accuracy</w:t>
+            </w:r>
+          </w:p>
+        </w:tc>
+        <w:tc>
+          <w:tcPr>
+            <w:tcW w:type="dxa" w:w="2160"/>
+          </w:tcPr>
+          <w:p>
+            <w:r/>
+            <w:r>
+              <w:rPr>
+                <w:rFonts w:ascii="Calibri" w:hAnsi="Calibri"/>
+                <w:b w:val="0"/>
+                <w:sz w:val="18"/>
+              </w:rPr>
+              <w:t>62.94%</w:t>
+            </w:r>
+          </w:p>
+        </w:tc>
+        <w:tc>
+          <w:tcPr>
+            <w:tcW w:type="dxa" w:w="2160"/>
+          </w:tcPr>
+          <w:p>
+            <w:r/>
+            <w:r>
+              <w:rPr>
+                <w:rFonts w:ascii="Calibri" w:hAnsi="Calibri"/>
+                <w:b w:val="0"/>
+                <w:sz w:val="18"/>
+              </w:rPr>
+              <w:t>58.98%</w:t>
+            </w:r>
+          </w:p>
+        </w:tc>
+      </w:tr>
+      <w:tr>
+        <w:tc>
+          <w:tcPr>
+            <w:tcW w:type="dxa" w:w="2160"/>
+            <w:shd w:fill="f0f4f8"/>
+          </w:tcPr>
+          <w:p>
+            <w:r/>
+            <w:r>
+              <w:rPr>
+                <w:rFonts w:ascii="Calibri" w:hAnsi="Calibri"/>
+                <w:b w:val="0"/>
+                <w:sz w:val="18"/>
+              </w:rPr>
+              <w:t>Val Loss</w:t>
+            </w:r>
+          </w:p>
+        </w:tc>
+        <w:tc>
+          <w:tcPr>
+            <w:tcW w:type="dxa" w:w="2160"/>
+            <w:shd w:fill="f0f4f8"/>
+          </w:tcPr>
+          <w:p>
+            <w:r/>
+            <w:r>
+              <w:rPr>
+                <w:rFonts w:ascii="Calibri" w:hAnsi="Calibri"/>
+                <w:b w:val="0"/>
+                <w:sz w:val="18"/>
+              </w:rPr>
+              <w:t>2.391</w:t>
+            </w:r>
+          </w:p>
+        </w:tc>
+        <w:tc>
+          <w:tcPr>
+            <w:tcW w:type="dxa" w:w="2160"/>
+            <w:shd w:fill="f0f4f8"/>
+          </w:tcPr>
+          <w:p>
+            <w:r/>
+            <w:r>
+              <w:rPr>
+                <w:rFonts w:ascii="Calibri" w:hAnsi="Calibri"/>
+                <w:b w:val="0"/>
+                <w:sz w:val="18"/>
+              </w:rPr>
+              <w:t>4.120 (+72%)</w:t>
+            </w:r>
+          </w:p>
+        </w:tc>
+      </w:tr>
+      <w:tr>
+        <w:tc>
+          <w:tcPr>
+            <w:tcW w:type="dxa" w:w="2160"/>
+          </w:tcPr>
+          <w:p>
+            <w:r/>
+            <w:r>
+              <w:rPr>
+                <w:rFonts w:ascii="Calibri" w:hAnsi="Calibri"/>
+                <w:b w:val="0"/>
+                <w:sz w:val="18"/>
+              </w:rPr>
+              <w:t>Val Perplexity</w:t>
+            </w:r>
+          </w:p>
+        </w:tc>
+        <w:tc>
+          <w:tcPr>
+            <w:tcW w:type="dxa" w:w="2160"/>
+          </w:tcPr>
+          <w:p>
+            <w:r/>
+            <w:r>
+              <w:rPr>
+                <w:rFonts w:ascii="Calibri" w:hAnsi="Calibri"/>
+                <w:b w:val="0"/>
+                <w:sz w:val="18"/>
+              </w:rPr>
+              <w:t>5.24</w:t>
+            </w:r>
+          </w:p>
+        </w:tc>
+        <w:tc>
+          <w:tcPr>
+            <w:tcW w:type="dxa" w:w="2160"/>
+          </w:tcPr>
+          <w:p>
+            <w:r/>
+            <w:r>
+              <w:rPr>
+                <w:rFonts w:ascii="Calibri" w:hAnsi="Calibri"/>
+                <w:b w:val="0"/>
+                <w:sz w:val="18"/>
+              </w:rPr>
+              <w:t>17.39</w:t>
+            </w:r>
+          </w:p>
+        </w:tc>
+      </w:tr>
+      <w:tr>
+        <w:tc>
+          <w:tcPr>
+            <w:tcW w:type="dxa" w:w="2160"/>
+            <w:shd w:fill="f0f4f8"/>
+          </w:tcPr>
+          <w:p>
+            <w:r/>
+            <w:r>
+              <w:rPr>
+                <w:rFonts w:ascii="Calibri" w:hAnsi="Calibri"/>
+                <w:b w:val="0"/>
+                <w:sz w:val="18"/>
+              </w:rPr>
+              <w:t>Train Accuracy</w:t>
+            </w:r>
+          </w:p>
+        </w:tc>
+        <w:tc>
+          <w:tcPr>
+            <w:tcW w:type="dxa" w:w="2160"/>
+            <w:shd w:fill="f0f4f8"/>
+          </w:tcPr>
+          <w:p>
+            <w:r/>
+            <w:r>
+              <w:rPr>
+                <w:rFonts w:ascii="Calibri" w:hAnsi="Calibri"/>
+                <w:b w:val="0"/>
+                <w:sz w:val="18"/>
+              </w:rPr>
+              <w:t>65.00%</w:t>
+            </w:r>
+          </w:p>
+        </w:tc>
+        <w:tc>
+          <w:tcPr>
+            <w:tcW w:type="dxa" w:w="2160"/>
+            <w:shd w:fill="f0f4f8"/>
+          </w:tcPr>
+          <w:p>
+            <w:r/>
+            <w:r>
+              <w:rPr>
+                <w:rFonts w:ascii="Calibri" w:hAnsi="Calibri"/>
+                <w:b w:val="0"/>
+                <w:sz w:val="18"/>
+              </w:rPr>
+              <w:t>95.52%</w:t>
+            </w:r>
+          </w:p>
+        </w:tc>
+      </w:tr>
+      <w:tr>
+        <w:tc>
+          <w:tcPr>
+            <w:tcW w:type="dxa" w:w="2160"/>
+          </w:tcPr>
+          <w:p>
+            <w:r/>
+            <w:r>
+              <w:rPr>
+                <w:rFonts w:ascii="Calibri" w:hAnsi="Calibri"/>
+                <w:b w:val="0"/>
+                <w:sz w:val="18"/>
+              </w:rPr>
+              <w:t>Train-Val Gap</w:t>
+            </w:r>
+          </w:p>
+        </w:tc>
+        <w:tc>
+          <w:tcPr>
+            <w:tcW w:type="dxa" w:w="2160"/>
+          </w:tcPr>
+          <w:p>
+            <w:r/>
+            <w:r>
+              <w:rPr>
+                <w:rFonts w:ascii="Calibri" w:hAnsi="Calibri"/>
+                <w:b w:val="0"/>
+                <w:sz w:val="18"/>
+              </w:rPr>
+              <w:t>2.1 pp</w:t>
+            </w:r>
+          </w:p>
+        </w:tc>
+        <w:tc>
+          <w:tcPr>
+            <w:tcW w:type="dxa" w:w="2160"/>
+          </w:tcPr>
+          <w:p>
+            <w:r/>
+            <w:r>
+              <w:rPr>
+                <w:rFonts w:ascii="Calibri" w:hAnsi="Calibri"/>
+                <w:b w:val="0"/>
+                <w:sz w:val="18"/>
+              </w:rPr>
+              <w:t>36.5 pp</w:t>
+            </w:r>
+          </w:p>
+        </w:tc>
+      </w:tr>
+    </w:tbl>
+    <w:p/>
+    <w:p>
+      <w:pPr>
+        <w:spacing w:after="120"/>
+      </w:pPr>
+      <w:r>
+        <w:rPr>
+          <w:rFonts w:ascii="Calibri" w:hAnsi="Calibri"/>
+          <w:b/>
+          <w:i w:val="0"/>
+          <w:sz w:val="22"/>
+        </w:rPr>
+        <w:t>Key finding: Best validation accuracy reached at epoch 2 (320 updates). Severe overfitting after that — 36.5 pp train-val gap confirms r=16 is capacity-limited for the TED→YouTube domain shift. Decode evaluation with the best checkpoint is pending. Next step: Exp B with r=64 (4× capacity) and early stopping at ~500 updates.</w:t>
+      </w:r>
+    </w:p>
+    <w:p>
+      <w:pPr>
         <w:pStyle w:val="Heading2"/>
       </w:pPr>
       <w:r>
@@ -6813,6 +7724,28 @@
           <w:color w:val="2A5A8C"/>
         </w:rPr>
         <w:t>4.1 Key Insights</w:t>
+      </w:r>
+    </w:p>
+    <w:p>
+      <w:pPr>
+        <w:pStyle w:val="ListBullet"/>
+        <w:spacing w:after="40"/>
+        <w:ind w:left="360"/>
+      </w:pPr>
+      <w:r>
+        <w:rPr>
+          <w:rFonts w:ascii="Calibri" w:hAnsi="Calibri"/>
+          <w:b/>
+          <w:sz w:val="20"/>
+        </w:rPr>
+        <w:t xml:space="preserve">WER Overstates Failure: </w:t>
+      </w:r>
+      <w:r>
+        <w:rPr>
+          <w:rFonts w:ascii="Calibri" w:hAnsi="Calibri"/>
+          <w:sz w:val="20"/>
+        </w:rPr>
+        <w:t>WER reports only 11.4% usable output, but Intelligibility Score analysis shows 39.9% of segments convey intelligible meaning (IS ≥ 3.0). WER treats all errors equally and misses phonetic preservation, semantic similarity, and context recoverability.</w:t>
       </w:r>
     </w:p>
     <w:p>
@@ -7395,7 +8328,7 @@
                 <w:b w:val="0"/>
                 <w:sz w:val="18"/>
               </w:rPr>
-              <w:t>Performance evaluation (860 segments, 6 reports)</w:t>
+              <w:t>Performance evaluation (1,497 segments, 13 experiments, 6 reports)</w:t>
             </w:r>
           </w:p>
         </w:tc>
@@ -7431,7 +8364,77 @@
                 <w:b w:val="0"/>
                 <w:sz w:val="18"/>
               </w:rPr>
+              <w:t>Intelligibility scoring framework (6-signal IS), 21 analytical plots</w:t>
+            </w:r>
+          </w:p>
+        </w:tc>
+      </w:tr>
+      <w:tr>
+        <w:tc>
+          <w:tcPr>
+            <w:tcW w:type="dxa" w:w="1872"/>
+          </w:tcPr>
+          <w:p>
+            <w:r/>
+            <w:r>
+              <w:rPr>
+                <w:rFonts w:ascii="Calibri" w:hAnsi="Calibri"/>
+                <w:b w:val="0"/>
+                <w:sz w:val="18"/>
+              </w:rPr>
+              <w:t>Feb 2026</w:t>
+            </w:r>
+          </w:p>
+        </w:tc>
+        <w:tc>
+          <w:tcPr>
+            <w:tcW w:type="dxa" w:w="7488"/>
+          </w:tcPr>
+          <w:p>
+            <w:r/>
+            <w:r>
+              <w:rPr>
+                <w:rFonts w:ascii="Calibri" w:hAnsi="Calibri"/>
+                <w:b w:val="0"/>
+                <w:sz w:val="18"/>
+              </w:rPr>
               <w:t>Fine-tuning infrastructure ready</w:t>
+            </w:r>
+          </w:p>
+        </w:tc>
+      </w:tr>
+      <w:tr>
+        <w:tc>
+          <w:tcPr>
+            <w:tcW w:type="dxa" w:w="1872"/>
+            <w:shd w:fill="f0f4f8"/>
+          </w:tcPr>
+          <w:p>
+            <w:r/>
+            <w:r>
+              <w:rPr>
+                <w:rFonts w:ascii="Calibri" w:hAnsi="Calibri"/>
+                <w:b w:val="0"/>
+                <w:sz w:val="18"/>
+              </w:rPr>
+              <w:t>Feb 2026</w:t>
+            </w:r>
+          </w:p>
+        </w:tc>
+        <w:tc>
+          <w:tcPr>
+            <w:tcW w:type="dxa" w:w="7488"/>
+            <w:shd w:fill="f0f4f8"/>
+          </w:tcPr>
+          <w:p>
+            <w:r/>
+            <w:r>
+              <w:rPr>
+                <w:rFonts w:ascii="Calibri" w:hAnsi="Calibri"/>
+                <w:b w:val="0"/>
+                <w:sz w:val="18"/>
+              </w:rPr>
+              <w:t>Exp A fine-tuning complete (r=16, 17h T4): best val acc 62.94% at epoch 2; 10 diagnostic plots</w:t>
             </w:r>
           </w:p>
         </w:tc>
@@ -9055,7 +10058,7 @@
           <w:color w:val="666666"/>
           <w:sz w:val="22"/>
         </w:rPr>
-        <w:t>This summary condenses the full 60-page Argos R&amp;D documentation into the most critical findings, decisions, and next steps. For detailed technical analysis, code diffs, and configuration specifics, refer to the complete research_documentation.docx.</w:t>
+        <w:t>This summary condenses the full Argos R&amp;D documentation into the most critical findings, decisions, and next steps. For detailed technical analysis including the full Intelligibility Score methodology, code diffs, and configuration specifics, refer to the complete research-journal.docx.</w:t>
       </w:r>
     </w:p>
     <w:sectPr>
@@ -9098,7 +10101,9 @@
   <w:p>
     <w:pPr>
       <w:pStyle w:val="Header"/>
-      <w:jc w:val="right"/>
+      <w:tabs>
+        <w:tab w:pos="9072" w:val="right"/>
+      </w:tabs>
     </w:pPr>
     <w:r>
       <w:drawing>
@@ -9132,7 +10137,7 @@
       </w:drawing>
     </w:r>
     <w:r>
-      <w:t xml:space="preserve">  </w:t>
+      <w:tab/>
     </w:r>
     <w:r>
       <w:rPr>
@@ -9141,7 +10146,7 @@
         <w:color w:val="666666"/>
         <w:sz w:val="16"/>
       </w:rPr>
-      <w:t>Argos — The Orchard  |  INTERNAL</w:t>
+      <w:t>Argos — The Orchard</w:t>
     </w:r>
   </w:p>
 </w:hdr>
